--- a/reports/editable_docx/Phase7_Performance_and_Sustainability_Report.docx
+++ b/reports/editable_docx/Phase7_Performance_and_Sustainability_Report.docx
@@ -725,7 +725,7 @@
                 <w:i w:val="0"/>
                 <w:sz w:val="18"/>
               </w:rPr>
-              <w:t>99.2%</w:t>
+              <w:t>69.6%</w:t>
             </w:r>
           </w:p>
         </w:tc>
@@ -1047,7 +1047,7 @@
           <w:b w:val="0"/>
           <w:i w:val="0"/>
         </w:rPr>
-        <w:t xml:space="preserve"> the Shaded Spine achieves 99.2% annual shade coverage — confirming the 3-date snapshot's 100% result holds up across the full year, not just at solstices/equinox. However, the </w:t>
+        <w:t xml:space="preserve"> the Shaded Spine achieves 69.6% annual shade coverage — revised downward from an earlier 69.6% figure, which measured a single centroid point rather than the walkway area across the full year, not just at solstices/equinox. However, the </w:t>
       </w:r>
       <w:r>
         <w:rPr>
